--- a/보관본/러시아 인권변호사/Word/8부/8부_4화_세대교체.docx
+++ b/보관본/러시아 인권변호사/Word/8부/8부_4화_세대교체.docx
@@ -2454,7 +2454,7 @@
           <w:i w:val="0"/>
           <w:sz w:val="22"/>
         </w:rPr>
-        <w:t>Катя, сколько заявок пришло?</w:t>
+        <w:t>Екатерина Ивановна, сколько заявок пришло?</w:t>
       </w:r>
     </w:p>
     <w:p>
@@ -3217,7 +3217,7 @@
           <w:i w:val="0"/>
           <w:sz w:val="22"/>
         </w:rPr>
-        <w:t>Спасибо, Катя. Это очень утешает.</w:t>
+        <w:t>Спасибо, Екатерина Ивановна. Это очень утешает.</w:t>
       </w:r>
     </w:p>
     <w:p>
@@ -3256,7 +3256,7 @@
           <w:i w:val="0"/>
           <w:sz w:val="22"/>
         </w:rPr>
-        <w:t xml:space="preserve"> — 뒤에 올 세대를 ‘작별’이 아니라 ‘인사’로 맞이하는 태도. 지원서를 함께 읽는 저녁, “작별하는 것 같다”는 이리나의 말에 료샤가 “아니, 인사하는 것”이라며 시구로 답한다. 원래 미하일롭스코예의 어린 소나무들을 두고 쓴 시라는 이리나의 지적도 정확하다 (장면 5).</w:t>
+        <w:t xml:space="preserve"> — 한국어 해설: 뒤에 올 세대를 ‘작별’이 아니라 ‘인사’로 맞이하는 태도. 지원서를 함께 읽는 저녁, “작별하는 것 같다”는 이리나의 말에 료샤가 “아니, 인사하는 것”이라며 시구로 답한다. 원래 미하일롭스코예의 어린 소나무들을 두고 쓴 시라는 이리나의 지적도 정확하다 (장면 5).</w:t>
       </w:r>
     </w:p>
     <w:p>

--- a/보관본/러시아 인권변호사/Word/8부/8부_4화_세대교체.docx
+++ b/보관본/러시아 인권변호사/Word/8부/8부_4화_세대교체.docx
@@ -572,6 +572,98 @@
           <w:sz w:val="22"/>
         </w:rPr>
         <w:t>Первое правило — срок. Фиксированный срок и одно продление. Никаких бессрочных назначений.</w:t>
+      </w:r>
+    </w:p>
+    <w:p>
+      <w:pPr>
+        <w:spacing w:before="0" w:after="110" w:line="300" w:lineRule="auto"/>
+      </w:pPr>
+      <w:r>
+        <w:rPr>
+          <w:rFonts w:ascii="Times New Roman" w:hAnsi="Times New Roman" w:eastAsia="Malgun Gothic"/>
+          <w:b/>
+          <w:i w:val="0"/>
+          <w:sz w:val="22"/>
+        </w:rPr>
+        <w:t xml:space="preserve">Катя: </w:t>
+      </w:r>
+      <w:r>
+        <w:rPr>
+          <w:rFonts w:ascii="Times New Roman" w:hAnsi="Times New Roman" w:eastAsia="Malgun Gothic"/>
+          <w:b w:val="0"/>
+          <w:i w:val="0"/>
+          <w:sz w:val="22"/>
+        </w:rPr>
+        <w:t>Бессрочных у нас формально и так нет. Любого можно освободить от должности.</w:t>
+      </w:r>
+    </w:p>
+    <w:p>
+      <w:pPr>
+        <w:spacing w:before="0" w:after="110" w:line="300" w:lineRule="auto"/>
+      </w:pPr>
+      <w:r>
+        <w:rPr>
+          <w:rFonts w:ascii="Times New Roman" w:hAnsi="Times New Roman" w:eastAsia="Malgun Gothic"/>
+          <w:b/>
+          <w:i w:val="0"/>
+          <w:sz w:val="22"/>
+        </w:rPr>
+        <w:t xml:space="preserve">Ирина: </w:t>
+      </w:r>
+      <w:r>
+        <w:rPr>
+          <w:rFonts w:ascii="Times New Roman" w:hAnsi="Times New Roman" w:eastAsia="Malgun Gothic"/>
+          <w:b w:val="0"/>
+          <w:i w:val="0"/>
+          <w:sz w:val="22"/>
+        </w:rPr>
+        <w:t>Формально — да, Екатерина Ивановна. А по существу назначение без срока превращается в пожизненное, потому что для увольнения нужен повод, а для продления — ничего. Советская номенклатура работала именно так. Итог известен: с ноября восемьдесят второго по март восемьдесят пятого страна трижды хоронила генерального секретаря. Два с половиной года — три некролога.</w:t>
+      </w:r>
+    </w:p>
+    <w:p>
+      <w:pPr>
+        <w:spacing w:before="0" w:after="110" w:line="300" w:lineRule="auto"/>
+      </w:pPr>
+      <w:r>
+        <w:rPr>
+          <w:rFonts w:ascii="Times New Roman" w:hAnsi="Times New Roman" w:eastAsia="Malgun Gothic"/>
+          <w:b/>
+          <w:i w:val="0"/>
+          <w:sz w:val="22"/>
+        </w:rPr>
+        <w:t xml:space="preserve">Лёша: </w:t>
+      </w:r>
+      <w:r>
+        <w:rPr>
+          <w:rFonts w:ascii="Times New Roman" w:hAnsi="Times New Roman" w:eastAsia="Malgun Gothic"/>
+          <w:b w:val="0"/>
+          <w:i w:val="0"/>
+          <w:sz w:val="22"/>
+        </w:rPr>
+        <w:t>Это было другое государство, Ирина.</w:t>
+      </w:r>
+    </w:p>
+    <w:p>
+      <w:pPr>
+        <w:spacing w:before="0" w:after="110" w:line="300" w:lineRule="auto"/>
+      </w:pPr>
+      <w:r>
+        <w:rPr>
+          <w:rFonts w:ascii="Times New Roman" w:hAnsi="Times New Roman" w:eastAsia="Malgun Gothic"/>
+          <w:b/>
+          <w:i w:val="0"/>
+          <w:sz w:val="22"/>
+        </w:rPr>
+        <w:t xml:space="preserve">Ирина: </w:t>
+      </w:r>
+      <w:r>
+        <w:rPr>
+          <w:rFonts w:ascii="Times New Roman" w:hAnsi="Times New Roman" w:eastAsia="Malgun Gothic"/>
+          <w:b w:val="0"/>
+          <w:i w:val="0"/>
+          <w:sz w:val="22"/>
+        </w:rPr>
+        <w:t>Другое. Механизм тот же. Должность, у которой нет конца, заканчивается вместе с человеком — и всегда в самый неудобный для страны момент. Срок — это не недоверие к человеку. Это запрет на похороны вместо отставки.</w:t>
       </w:r>
     </w:p>
     <w:p>
